--- a/module-5/Dorscher_Assignment5_2.docx
+++ b/module-5/Dorscher_Assignment5_2.docx
@@ -79,11 +79,73 @@
     </w:p>
     <w:p>
       <w:r>
-        <w:t>Ran the source successfully</w:t>
+        <w:t>GitHub Link:</w:t>
       </w:r>
     </w:p>
     <w:p>
-      <w:r>
+      <w:hyperlink r:id="rId4" w:history="1">
+        <w:r>
+          <w:rPr>
+            <w:rStyle w:val="Hyperlink"/>
+          </w:rPr>
+          <w:t xml:space="preserve">CSD-310/module-5 at main · </w:t>
+        </w:r>
+        <w:proofErr w:type="spellStart"/>
+        <w:r>
+          <w:rPr>
+            <w:rStyle w:val="Hyperlink"/>
+          </w:rPr>
+          <w:t>LaneDorscher</w:t>
+        </w:r>
+        <w:proofErr w:type="spellEnd"/>
+        <w:r>
+          <w:rPr>
+            <w:rStyle w:val="Hyperlink"/>
+          </w:rPr>
+          <w:t>/CSD-310 · GitHub</w:t>
+        </w:r>
+      </w:hyperlink>
+      <w:r>
+        <w:t xml:space="preserve"> </w:t>
+      </w:r>
+    </w:p>
+    <w:p>
+      <w:r>
+        <w:t xml:space="preserve">So did some digging and was able to get the MySQL CLI Client installed on my system without having to install MySQL. I am still using a docker container to host the </w:t>
+      </w:r>
+      <w:proofErr w:type="spellStart"/>
+      <w:r>
+        <w:t>mysql</w:t>
+      </w:r>
+      <w:proofErr w:type="spellEnd"/>
+      <w:r>
+        <w:t xml:space="preserve"> server and </w:t>
+      </w:r>
+      <w:proofErr w:type="gramStart"/>
+      <w:r>
+        <w:t>am able to</w:t>
+      </w:r>
+      <w:proofErr w:type="gramEnd"/>
+      <w:r>
+        <w:t xml:space="preserve"> connect to it. Last assignment, I ran my code from VS Code which is not what it asked for. I am hoping this makes up for that. I’m still not too familiar with Docker but it is working.</w:t>
+      </w:r>
+    </w:p>
+    <w:p>
+      <w:r>
+        <w:br w:type="page"/>
+      </w:r>
+    </w:p>
+    <w:p>
+      <w:r>
+        <w:lastRenderedPageBreak/>
+        <w:t>Ran the source successfully</w:t>
+      </w:r>
+    </w:p>
+    <w:p>
+      <w:r>
+        <w:rPr>
+          <w:noProof/>
+        </w:rPr>
         <w:drawing>
           <wp:inline distT="0" distB="0" distL="0" distR="0" wp14:anchorId="0106DC80" wp14:editId="7476E15D">
             <wp:extent cx="5943600" cy="2526030"/>
@@ -100,7 +162,7 @@
                     <pic:cNvPicPr/>
                   </pic:nvPicPr>
                   <pic:blipFill>
-                    <a:blip r:embed="rId4"/>
+                    <a:blip r:embed="rId5"/>
                     <a:stretch>
                       <a:fillRect/>
                     </a:stretch>
@@ -128,6 +190,9 @@
     </w:p>
     <w:p>
       <w:r>
+        <w:rPr>
+          <w:noProof/>
+        </w:rPr>
         <w:drawing>
           <wp:inline distT="0" distB="0" distL="0" distR="0" wp14:anchorId="6A0C1909" wp14:editId="03AA936E">
             <wp:extent cx="5303520" cy="3550979"/>
@@ -144,7 +209,7 @@
                     <pic:cNvPicPr/>
                   </pic:nvPicPr>
                   <pic:blipFill>
-                    <a:blip r:embed="rId5"/>
+                    <a:blip r:embed="rId6"/>
                     <a:stretch>
                       <a:fillRect/>
                     </a:stretch>
@@ -178,6 +243,9 @@
     </w:p>
     <w:p>
       <w:r>
+        <w:rPr>
+          <w:noProof/>
+        </w:rPr>
         <w:drawing>
           <wp:inline distT="0" distB="0" distL="0" distR="0" wp14:anchorId="0E700B24" wp14:editId="38783647">
             <wp:extent cx="5943600" cy="3055620"/>
@@ -194,7 +262,7 @@
                     <pic:cNvPicPr/>
                   </pic:nvPicPr>
                   <pic:blipFill>
-                    <a:blip r:embed="rId6"/>
+                    <a:blip r:embed="rId7"/>
                     <a:stretch>
                       <a:fillRect/>
                     </a:stretch>
@@ -215,6 +283,8 @@
         </w:drawing>
       </w:r>
     </w:p>
+    <w:p/>
+    <w:p/>
     <w:sectPr>
       <w:pgSz w:w="12240" w:h="15840"/>
       <w:pgMar w:top="1440" w:right="1440" w:bottom="1440" w:left="1440" w:header="720" w:footer="720" w:gutter="0"/>
@@ -828,7 +898,6 @@
   <w:style w:type="character" w:default="1" w:styleId="DefaultParagraphFont">
     <w:name w:val="Default Paragraph Font"/>
     <w:uiPriority w:val="1"/>
-    <w:semiHidden/>
     <w:unhideWhenUsed/>
   </w:style>
   <w:style w:type="table" w:default="1" w:styleId="TableNormal">
@@ -1140,6 +1209,29 @@
       <w:smallCaps/>
       <w:color w:val="0F4761" w:themeColor="accent1" w:themeShade="BF"/>
       <w:spacing w:val="5"/>
+    </w:rPr>
+  </w:style>
+  <w:style w:type="character" w:styleId="Hyperlink">
+    <w:name w:val="Hyperlink"/>
+    <w:basedOn w:val="DefaultParagraphFont"/>
+    <w:uiPriority w:val="99"/>
+    <w:unhideWhenUsed/>
+    <w:rsid w:val="005C0073"/>
+    <w:rPr>
+      <w:color w:val="467886" w:themeColor="hyperlink"/>
+      <w:u w:val="single"/>
+    </w:rPr>
+  </w:style>
+  <w:style w:type="character" w:styleId="UnresolvedMention">
+    <w:name w:val="Unresolved Mention"/>
+    <w:basedOn w:val="DefaultParagraphFont"/>
+    <w:uiPriority w:val="99"/>
+    <w:semiHidden/>
+    <w:unhideWhenUsed/>
+    <w:rsid w:val="005C0073"/>
+    <w:rPr>
+      <w:color w:val="605E5C"/>
+      <w:shd w:val="clear" w:color="auto" w:fill="E1DFDD"/>
     </w:rPr>
   </w:style>
 </w:styles>
